--- a/Cisco lab/prac 2.docx
+++ b/Cisco lab/prac 2.docx
@@ -4,6 +4,9 @@
   <w:body>
     <w:p>
       <w:r>
+        <w:rPr>
+          <w:noProof/>
+        </w:rPr>
         <w:drawing>
           <wp:inline distT="0" distB="0" distL="0" distR="0" wp14:anchorId="6A6B32A2" wp14:editId="3B803C73">
             <wp:extent cx="5731510" cy="3223895"/>
@@ -41,6 +44,9 @@
         </w:drawing>
       </w:r>
       <w:r>
+        <w:rPr>
+          <w:noProof/>
+        </w:rPr>
         <w:drawing>
           <wp:inline distT="0" distB="0" distL="0" distR="0" wp14:anchorId="71E8123F" wp14:editId="51816853">
             <wp:extent cx="5731510" cy="3223895"/>
@@ -78,6 +84,9 @@
         </w:drawing>
       </w:r>
       <w:r>
+        <w:rPr>
+          <w:noProof/>
+        </w:rPr>
         <w:lastRenderedPageBreak/>
         <w:drawing>
           <wp:inline distT="0" distB="0" distL="0" distR="0" wp14:anchorId="2A15D711" wp14:editId="624297B5">
@@ -116,6 +125,9 @@
         </w:drawing>
       </w:r>
       <w:r>
+        <w:rPr>
+          <w:noProof/>
+        </w:rPr>
         <w:drawing>
           <wp:inline distT="0" distB="0" distL="0" distR="0" wp14:anchorId="05534381" wp14:editId="22DFED24">
             <wp:extent cx="5731510" cy="3223895"/>
@@ -153,6 +165,9 @@
         </w:drawing>
       </w:r>
       <w:r>
+        <w:rPr>
+          <w:noProof/>
+        </w:rPr>
         <w:lastRenderedPageBreak/>
         <w:drawing>
           <wp:inline distT="0" distB="0" distL="0" distR="0" wp14:anchorId="0135B2D8" wp14:editId="74B98B81">
@@ -191,11 +206,14 @@
         </w:drawing>
       </w:r>
       <w:r>
+        <w:rPr>
+          <w:noProof/>
+        </w:rPr>
         <w:drawing>
-          <wp:inline distT="0" distB="0" distL="0" distR="0" wp14:anchorId="2F3460C1" wp14:editId="3E62C98B">
+          <wp:inline distT="0" distB="0" distL="0" distR="0" wp14:anchorId="58897241" wp14:editId="0705677A">
             <wp:extent cx="5731510" cy="3223895"/>
             <wp:effectExtent l="0" t="0" r="2540" b="0"/>
-            <wp:docPr id="1887162828" name="Picture 1"/>
+            <wp:docPr id="1184355904" name="Picture 1"/>
             <wp:cNvGraphicFramePr>
               <a:graphicFrameLocks xmlns:a="http://schemas.openxmlformats.org/drawingml/2006/main" noChangeAspect="1"/>
             </wp:cNvGraphicFramePr>
@@ -203,7 +221,7 @@
               <a:graphicData uri="http://schemas.openxmlformats.org/drawingml/2006/picture">
                 <pic:pic xmlns:pic="http://schemas.openxmlformats.org/drawingml/2006/picture">
                   <pic:nvPicPr>
-                    <pic:cNvPr id="1887162828" name=""/>
+                    <pic:cNvPr id="1184355904" name=""/>
                     <pic:cNvPicPr/>
                   </pic:nvPicPr>
                   <pic:blipFill>
@@ -227,9 +245,50 @@
           </wp:inline>
         </w:drawing>
       </w:r>
+      <w:r>
+        <w:rPr>
+          <w:noProof/>
+        </w:rPr>
+        <w:lastRenderedPageBreak/>
+        <w:drawing>
+          <wp:inline distT="0" distB="0" distL="0" distR="0" wp14:anchorId="2F3460C1" wp14:editId="3E62C98B">
+            <wp:extent cx="5731510" cy="3223895"/>
+            <wp:effectExtent l="0" t="0" r="2540" b="0"/>
+            <wp:docPr id="1887162828" name="Picture 1"/>
+            <wp:cNvGraphicFramePr>
+              <a:graphicFrameLocks xmlns:a="http://schemas.openxmlformats.org/drawingml/2006/main" noChangeAspect="1"/>
+            </wp:cNvGraphicFramePr>
+            <a:graphic xmlns:a="http://schemas.openxmlformats.org/drawingml/2006/main">
+              <a:graphicData uri="http://schemas.openxmlformats.org/drawingml/2006/picture">
+                <pic:pic xmlns:pic="http://schemas.openxmlformats.org/drawingml/2006/picture">
+                  <pic:nvPicPr>
+                    <pic:cNvPr id="1887162828" name=""/>
+                    <pic:cNvPicPr/>
+                  </pic:nvPicPr>
+                  <pic:blipFill>
+                    <a:blip r:embed="rId13"/>
+                    <a:stretch>
+                      <a:fillRect/>
+                    </a:stretch>
+                  </pic:blipFill>
+                  <pic:spPr>
+                    <a:xfrm>
+                      <a:off x="0" y="0"/>
+                      <a:ext cx="5731510" cy="3223895"/>
+                    </a:xfrm>
+                    <a:prstGeom prst="rect">
+                      <a:avLst/>
+                    </a:prstGeom>
+                  </pic:spPr>
+                </pic:pic>
+              </a:graphicData>
+            </a:graphic>
+          </wp:inline>
+        </w:drawing>
+      </w:r>
     </w:p>
     <w:sectPr>
-      <w:headerReference w:type="default" r:id="rId13"/>
+      <w:headerReference w:type="default" r:id="rId14"/>
       <w:pgSz w:w="11906" w:h="16838"/>
       <w:pgMar w:top="1440" w:right="1440" w:bottom="1440" w:left="1440" w:header="708" w:footer="708" w:gutter="0"/>
       <w:cols w:space="708"/>
